--- a/РПЗ.docx
+++ b/РПЗ.docx
@@ -3219,9 +3219,6 @@
     <w:p>
       <w:pPr>
         <w:pStyle w:val="a3"/>
-        <w:rPr>
-          <w:lang w:val="en-US"/>
-        </w:rPr>
       </w:pPr>
       <w:r>
         <w:t xml:space="preserve">Для создания графического интерфейса приложения была выбрана технология WPF (Windows </w:t>
@@ -3241,9 +3238,6 @@
         <w:t>2]</w:t>
       </w:r>
       <w:r>
-        <w:rPr>
-          <w:lang w:val="en-US"/>
-        </w:rPr>
         <w:t>.</w:t>
       </w:r>
     </w:p>
@@ -3467,12 +3461,154 @@
     </w:p>
     <w:p>
       <w:pPr>
-        <w:rPr>
-          <w:rFonts w:ascii="Times New Roman" w:hAnsi="Times New Roman" w:cs="Times New Roman"/>
+        <w:pStyle w:val="a3"/>
+      </w:pPr>
+      <w:r>
+        <w:t xml:space="preserve">Логическое проектирование </w:t>
+      </w:r>
+      <w:r>
+        <w:t>–</w:t>
+      </w:r>
+      <w:r>
+        <w:t xml:space="preserve"> </w:t>
+      </w:r>
+      <w:r>
+        <w:t>процесс</w:t>
+      </w:r>
+      <w:r>
+        <w:t>,</w:t>
+      </w:r>
+      <w:r>
+        <w:t xml:space="preserve"> при котором разрабатываются алгоритмы</w:t>
+      </w:r>
+      <w:r>
+        <w:t xml:space="preserve"> и их толкование дается либо при помощи словесного описания, либо при помощи блок-схем.</w:t>
+      </w:r>
+    </w:p>
+    <w:p>
+      <w:pPr>
+        <w:pStyle w:val="a3"/>
+      </w:pPr>
+      <w:r>
+        <w:t xml:space="preserve">Основные процессы работы </w:t>
+      </w:r>
+      <w:r>
+        <w:t>программы</w:t>
+      </w:r>
+      <w:r>
+        <w:t>:</w:t>
+      </w:r>
+    </w:p>
+    <w:p>
+      <w:pPr>
+        <w:pStyle w:val="a3"/>
+        <w:numPr>
+          <w:ilvl w:val="0"/>
+          <w:numId w:val="38"/>
+        </w:numPr>
+        <w:ind w:left="0" w:firstLine="426"/>
+      </w:pPr>
+      <w:r>
+        <w:t>создание блоков;</w:t>
+      </w:r>
+    </w:p>
+    <w:p>
+      <w:pPr>
+        <w:pStyle w:val="a3"/>
+        <w:numPr>
+          <w:ilvl w:val="0"/>
+          <w:numId w:val="38"/>
+        </w:numPr>
+        <w:ind w:left="0" w:firstLine="426"/>
+      </w:pPr>
+      <w:r>
+        <w:t>создание связей;</w:t>
+      </w:r>
+    </w:p>
+    <w:p>
+      <w:pPr>
+        <w:pStyle w:val="a3"/>
+        <w:numPr>
+          <w:ilvl w:val="0"/>
+          <w:numId w:val="38"/>
+        </w:numPr>
+        <w:ind w:left="0" w:firstLine="426"/>
+      </w:pPr>
+      <w:r>
+        <w:t>редактирование блоков и связей;</w:t>
+      </w:r>
+    </w:p>
+    <w:p>
+      <w:pPr>
+        <w:pStyle w:val="a3"/>
+        <w:numPr>
+          <w:ilvl w:val="0"/>
+          <w:numId w:val="38"/>
+        </w:numPr>
+        <w:ind w:left="0" w:firstLine="426"/>
+      </w:pPr>
+      <w:r>
+        <w:t xml:space="preserve">сохранение в </w:t>
+      </w:r>
+      <w:r>
+        <w:rPr>
+          <w:lang w:val="en-US"/>
+        </w:rPr>
+        <w:t>JSON;</w:t>
+      </w:r>
+    </w:p>
+    <w:p>
+      <w:pPr>
+        <w:pStyle w:val="a3"/>
+        <w:numPr>
+          <w:ilvl w:val="0"/>
+          <w:numId w:val="38"/>
+        </w:numPr>
+        <w:ind w:left="0" w:firstLine="426"/>
+      </w:pPr>
+      <w:r>
+        <w:t xml:space="preserve">экспорт в </w:t>
+      </w:r>
+      <w:r>
+        <w:rPr>
+          <w:lang w:val="en-US"/>
+        </w:rPr>
+        <w:t>PNG.</w:t>
+      </w:r>
+    </w:p>
+    <w:p>
+      <w:pPr>
+        <w:pStyle w:val="a3"/>
+      </w:pPr>
+      <w:r>
+        <w:t>Главным разработчиком было реализовано: создание блоков, создание связей и частично их редактирование.</w:t>
+      </w:r>
+      <w:r>
+        <w:t xml:space="preserve"> На рис. 1-3 представлены блок-схемы процессов</w:t>
+      </w:r>
+      <w:r>
+        <w:t>.</w:t>
+      </w:r>
+    </w:p>
+    <w:p>
+      <w:pPr>
+        <w:spacing w:line="278" w:lineRule="auto"/>
+        <w:rPr>
+          <w:rFonts w:ascii="Times New Roman" w:hAnsi="Times New Roman"/>
           <w:color w:val="000000" w:themeColor="text1"/>
-          <w:sz w:val="16"/>
-          <w:szCs w:val="16"/>
-        </w:rPr>
+          <w:sz w:val="28"/>
+          <w:szCs w:val="18"/>
+        </w:rPr>
+      </w:pPr>
+      <w:r>
+        <w:br w:type="page"/>
+      </w:r>
+    </w:p>
+    <w:p>
+      <w:pPr>
+        <w:pStyle w:val="a3"/>
+        <w:ind w:firstLine="0"/>
+        <w:jc w:val="center"/>
       </w:pPr>
     </w:p>
     <w:p>
@@ -9834,13 +9970,13 @@
         <w:ind w:firstLine="0"/>
         <w:jc w:val="center"/>
         <w:rPr>
-          <w:lang w:val="en-US" w:eastAsia="ru-RU"/>
-        </w:rPr>
-      </w:pPr>
-      <w:r>
-        <w:rPr>
           <w:lang w:eastAsia="ru-RU"/>
         </w:rPr>
+      </w:pPr>
+      <w:r>
+        <w:rPr>
+          <w:lang w:eastAsia="ru-RU"/>
+        </w:rPr>
         <w:t>Рис. П2.2. Альтернативный способ запуска</w:t>
       </w:r>
     </w:p>
@@ -9848,7 +9984,7 @@
       <w:pPr>
         <w:pStyle w:val="a3"/>
         <w:rPr>
-          <w:lang w:val="en-US" w:eastAsia="ru-RU"/>
+          <w:lang w:eastAsia="ru-RU"/>
         </w:rPr>
       </w:pPr>
     </w:p>
@@ -14033,7 +14169,7 @@
   <w:abstractNum w:abstractNumId="24" w15:restartNumberingAfterBreak="0">
     <w:nsid w:val="5AEF580B"/>
     <w:multiLevelType w:val="hybridMultilevel"/>
-    <w:tmpl w:val="566E31A8"/>
+    <w:tmpl w:val="EE98E4EC"/>
     <w:lvl w:ilvl="0" w:tplc="04190001">
       <w:start w:val="1"/>
       <w:numFmt w:val="bullet"/>
